--- a/Informed Build - Issues for Review.docx
+++ b/Informed Build - Issues for Review.docx
@@ -1497,6 +1497,519 @@
       </w:r>
       <w:r>
         <w:t xml:space="preserve"> are graphic-only stubs under 30 words. Wix-first source precedence cannot apply where the page carries no prose, which is worth knowing before the next build.</w:t>
+      </w:r>
+    </w:p>
+    <w:p>
+      <w:r>
+        <w:br w:type="page"/>
+      </w:r>
+    </w:p>
+    <w:p>
+      <w:pPr>
+        <w:pStyle w:val="Heading1"/>
+      </w:pPr>
+      <w:r>
+        <w:t>Part 3b. Two things we need from Gustavo</w:t>
+      </w:r>
+    </w:p>
+    <w:p>
+      <w:pPr>
+        <w:pStyle w:val="Heading2"/>
+      </w:pPr>
+      <w:r>
+        <w:t>3b.1 The two rewrites offered on 2026-08-09, still outstanding</w:t>
+      </w:r>
+    </w:p>
+    <w:p>
+      <w:r>
+        <w:t>Gustavo offered on 2026-08-09 to finish two pieces by the end of that week if told they were needed. He has had no answer, and both are now overtaken by the build in ways worth knowing before he starts:</w:t>
+      </w:r>
+    </w:p>
+    <w:p>
+      <w:pPr>
+        <w:pStyle w:val="ListNumber"/>
+      </w:pPr>
+      <w:r>
+        <w:rPr>
+          <w:b/>
+        </w:rPr>
+        <w:t>The transmural versus intravascular CVP/RAP passage</w:t>
+      </w:r>
+      <w:r>
+        <w:t>, which Neal flagged as</w:t>
+      </w:r>
+    </w:p>
+    <w:p>
+      <w:r>
+        <w:t xml:space="preserve">   awkwardly written. Still wanted. Note that </w:t>
+      </w:r>
+      <w:r>
+        <w:rPr>
+          <w:b/>
+        </w:rPr>
+        <w:t>I3 now teaches transmural pressure properly as the concept the monitoring modules stand on</w:t>
+      </w:r>
+      <w:r>
+        <w:t>, and I12, I13, I14 and I15 all refer back to it rather than restating it. A rewrite should fit that structure rather than duplicate I3.</w:t>
+      </w:r>
+    </w:p>
+    <w:p>
+      <w:pPr>
+        <w:pStyle w:val="ListNumber"/>
+      </w:pPr>
+      <w:r>
+        <w:rPr>
+          <w:b/>
+        </w:rPr>
+        <w:t>The full section on CVP waveform, measurement and alterations.</w:t>
+      </w:r>
+      <w:r>
+        <w:t xml:space="preserve"> **I14 is</w:t>
+      </w:r>
+    </w:p>
+    <w:p>
+      <w:r>
+        <w:t xml:space="preserve">   now written and complete**, built from the v2022 RA module because the Notion "CVP Waveform Alterations" page is empty. So this is no longer a gap to fill from nothing. The useful version of the task has changed shape: review I14, and fill the empty Notion page from it so Notion stops being a hole in the source library.</w:t>
+      </w:r>
+    </w:p>
+    <w:p>
+      <w:r>
+        <w:rPr>
+          <w:b/>
+        </w:rPr>
+        <w:t>What we need is a decision on which of those two is still worth his time</w:t>
+      </w:r>
+      <w:r>
+        <w:t>, given both have moved.</w:t>
+      </w:r>
+    </w:p>
+    <w:p>
+      <w:pPr>
+        <w:pStyle w:val="Heading2"/>
+      </w:pPr>
+      <w:r>
+        <w:t>3b.2 The 2026-08-09 edits, not yet incorporated</w:t>
+      </w:r>
+    </w:p>
+    <w:p>
+      <w:r>
+        <w:t>Two items from the same email are still outstanding on our side, not his:</w:t>
+      </w:r>
+    </w:p>
+    <w:p>
+      <w:pPr>
+        <w:pStyle w:val="ListBullet"/>
+        <w:ind w:left="432"/>
+      </w:pPr>
+      <w:r>
+        <w:t>A minor proposal for the fluid responsiveness section in the Expert pathway.</w:t>
+      </w:r>
+    </w:p>
+    <w:p>
+      <w:r>
+        <w:t xml:space="preserve">  Expert has not been built yet, so this needs holding until E-tier work starts.</w:t>
+      </w:r>
+    </w:p>
+    <w:p>
+      <w:pPr>
+        <w:pStyle w:val="ListBullet"/>
+        <w:ind w:left="432"/>
+      </w:pPr>
+      <w:r>
+        <w:t>A correction to the Master Content Inventory and Level Mapping, where some</w:t>
+      </w:r>
+    </w:p>
+    <w:p>
+      <w:r>
+        <w:t xml:space="preserve">  perfusion assessment tools were not referenced to Notion.</w:t>
+      </w:r>
+    </w:p>
+    <w:p>
+      <w:r>
+        <w:br w:type="page"/>
+      </w:r>
+    </w:p>
+    <w:p>
+      <w:pPr>
+        <w:pStyle w:val="Heading1"/>
+      </w:pPr>
+      <w:r>
+        <w:t>Part 3c. One question that needs a curriculum-level answer</w:t>
+      </w:r>
+    </w:p>
+    <w:p>
+      <w:pPr>
+        <w:pStyle w:val="Heading2"/>
+      </w:pPr>
+      <w:r>
+        <w:t>Where do we read a right atrial pressure?</w:t>
+      </w:r>
+    </w:p>
+    <w:p>
+      <w:r>
+        <w:t>This is the only issue in the build that cannot be fixed module by module, because our sources give three different answers and the pages have inherited all three. They diverge by several mmHg in exactly the patients where the reading changes management, so this needs one answer applied everywhere.</w:t>
+      </w:r>
+    </w:p>
+    <w:p>
+      <w:r>
+        <w:rPr>
+          <w:b/>
+        </w:rPr>
+        <w:t>The three conventions in our own material:</w:t>
+      </w:r>
+    </w:p>
+    <w:tbl>
+      <w:tblPr>
+        <w:tblStyle w:val="LightGrid-Accent1"/>
+        <w:tblW w:type="auto" w:w="0"/>
+        <w:tblLook w:firstColumn="1" w:firstRow="1" w:lastColumn="0" w:lastRow="0" w:noHBand="0" w:noVBand="1" w:val="04A0"/>
+      </w:tblPr>
+      <w:tblGrid>
+        <w:gridCol w:w="4320"/>
+        <w:gridCol w:w="4320"/>
+      </w:tblGrid>
+      <w:tr>
+        <w:tc>
+          <w:tcPr>
+            <w:tcW w:type="dxa" w:w="4320"/>
+          </w:tcPr>
+          <w:p>
+            <w:r>
+              <w:rPr>
+                <w:b/>
+              </w:rPr>
+            </w:r>
+            <w:r>
+              <w:rPr>
+                <w:b/>
+              </w:rPr>
+              <w:t>Source</w:t>
+            </w:r>
+          </w:p>
+        </w:tc>
+        <w:tc>
+          <w:tcPr>
+            <w:tcW w:type="dxa" w:w="4320"/>
+          </w:tcPr>
+          <w:p>
+            <w:r>
+              <w:rPr>
+                <w:b/>
+              </w:rPr>
+            </w:r>
+            <w:r>
+              <w:rPr>
+                <w:b/>
+              </w:rPr>
+              <w:t>Says</w:t>
+            </w:r>
+          </w:p>
+        </w:tc>
+      </w:tr>
+      <w:tr>
+        <w:tc>
+          <w:tcPr>
+            <w:tcW w:type="dxa" w:w="4320"/>
+          </w:tcPr>
+          <w:p>
+            <w:r/>
+            <w:r>
+              <w:t>v2022 slide 293, and Magder</w:t>
+            </w:r>
+          </w:p>
+        </w:tc>
+        <w:tc>
+          <w:tcPr>
+            <w:tcW w:type="dxa" w:w="4320"/>
+          </w:tcPr>
+          <w:p>
+            <w:r/>
+            <w:r>
+              <w:t xml:space="preserve">The </w:t>
+            </w:r>
+            <w:r>
+              <w:rPr>
+                <w:b/>
+              </w:rPr>
+              <w:t>z point</w:t>
+            </w:r>
+            <w:r>
+              <w:t>, the base of the c wave</w:t>
+            </w:r>
+          </w:p>
+        </w:tc>
+      </w:tr>
+      <w:tr>
+        <w:tc>
+          <w:tcPr>
+            <w:tcW w:type="dxa" w:w="4320"/>
+          </w:tcPr>
+          <w:p>
+            <w:r/>
+            <w:r>
+              <w:t>v2022 slide 277</w:t>
+            </w:r>
+          </w:p>
+        </w:tc>
+        <w:tc>
+          <w:tcPr>
+            <w:tcW w:type="dxa" w:w="4320"/>
+          </w:tcPr>
+          <w:p>
+            <w:r/>
+            <w:r>
+              <w:t xml:space="preserve">The </w:t>
+            </w:r>
+            <w:r>
+              <w:rPr>
+                <w:b/>
+              </w:rPr>
+              <w:t>peak of the a wave</w:t>
+            </w:r>
+          </w:p>
+        </w:tc>
+      </w:tr>
+      <w:tr>
+        <w:tc>
+          <w:tcPr>
+            <w:tcW w:type="dxa" w:w="4320"/>
+          </w:tcPr>
+          <w:p>
+            <w:r/>
+            <w:r>
+              <w:rPr>
+                <w:rFonts w:ascii="Consolas" w:hAnsi="Consolas"/>
+                <w:sz w:val="19"/>
+              </w:rPr>
+              <w:t>pulmonary-artery-catheter-1</w:t>
+            </w:r>
+            <w:r>
+              <w:t xml:space="preserve"> slide 11</w:t>
+            </w:r>
+          </w:p>
+        </w:tc>
+        <w:tc>
+          <w:tcPr>
+            <w:tcW w:type="dxa" w:w="4320"/>
+          </w:tcPr>
+          <w:p>
+            <w:r/>
+            <w:r>
+              <w:t xml:space="preserve">The </w:t>
+            </w:r>
+            <w:r>
+              <w:rPr>
+                <w:b/>
+              </w:rPr>
+              <w:t>a wave averaged</w:t>
+            </w:r>
+            <w:r>
+              <w:t xml:space="preserve"> top to bottom</w:t>
+            </w:r>
+          </w:p>
+        </w:tc>
+      </w:tr>
+    </w:tbl>
+    <w:p/>
+    <w:p>
+      <w:r>
+        <w:rPr>
+          <w:b/>
+        </w:rPr>
+        <w:t>Where each has landed on the site:</w:t>
+      </w:r>
+    </w:p>
+    <w:tbl>
+      <w:tblPr>
+        <w:tblStyle w:val="LightGrid-Accent1"/>
+        <w:tblW w:type="auto" w:w="0"/>
+        <w:tblLook w:firstColumn="1" w:firstRow="1" w:lastColumn="0" w:lastRow="0" w:noHBand="0" w:noVBand="1" w:val="04A0"/>
+      </w:tblPr>
+      <w:tblGrid>
+        <w:gridCol w:w="4320"/>
+        <w:gridCol w:w="4320"/>
+      </w:tblGrid>
+      <w:tr>
+        <w:tc>
+          <w:tcPr>
+            <w:tcW w:type="dxa" w:w="4320"/>
+          </w:tcPr>
+          <w:p>
+            <w:r>
+              <w:rPr>
+                <w:b/>
+              </w:rPr>
+            </w:r>
+            <w:r>
+              <w:rPr>
+                <w:b/>
+              </w:rPr>
+              <w:t>Page</w:t>
+            </w:r>
+          </w:p>
+        </w:tc>
+        <w:tc>
+          <w:tcPr>
+            <w:tcW w:type="dxa" w:w="4320"/>
+          </w:tcPr>
+          <w:p>
+            <w:r>
+              <w:rPr>
+                <w:b/>
+              </w:rPr>
+            </w:r>
+            <w:r>
+              <w:rPr>
+                <w:b/>
+              </w:rPr>
+              <w:t>Currently teaches</w:t>
+            </w:r>
+          </w:p>
+        </w:tc>
+      </w:tr>
+      <w:tr>
+        <w:tc>
+          <w:tcPr>
+            <w:tcW w:type="dxa" w:w="4320"/>
+          </w:tcPr>
+          <w:p>
+            <w:r/>
+            <w:r>
+              <w:rPr>
+                <w:rFonts w:ascii="Consolas" w:hAnsi="Consolas"/>
+                <w:sz w:val="19"/>
+              </w:rPr>
+              <w:t>i14.html</w:t>
+            </w:r>
+          </w:p>
+        </w:tc>
+        <w:tc>
+          <w:tcPr>
+            <w:tcW w:type="dxa" w:w="4320"/>
+          </w:tcPr>
+          <w:p>
+            <w:r/>
+            <w:r>
+              <w:t>The z point / base of the c wave, and argues explicitly that reading the a wave peak overstates filling pressure in a stiff ventricle</w:t>
+            </w:r>
+          </w:p>
+        </w:tc>
+      </w:tr>
+      <w:tr>
+        <w:tc>
+          <w:tcPr>
+            <w:tcW w:type="dxa" w:w="4320"/>
+          </w:tcPr>
+          <w:p>
+            <w:r/>
+            <w:r>
+              <w:rPr>
+                <w:rFonts w:ascii="Consolas" w:hAnsi="Consolas"/>
+                <w:sz w:val="19"/>
+              </w:rPr>
+              <w:t>i15.html</w:t>
+            </w:r>
+          </w:p>
+        </w:tc>
+        <w:tc>
+          <w:tcPr>
+            <w:tcW w:type="dxa" w:w="4320"/>
+          </w:tcPr>
+          <w:p>
+            <w:r/>
+            <w:r>
+              <w:t>"The peak of the a wave is what should be measured", then "read the a wave, averaging its top and its bottom", which are two different instructions</w:t>
+            </w:r>
+          </w:p>
+        </w:tc>
+      </w:tr>
+      <w:tr>
+        <w:tc>
+          <w:tcPr>
+            <w:tcW w:type="dxa" w:w="4320"/>
+          </w:tcPr>
+          <w:p>
+            <w:r/>
+            <w:r>
+              <w:rPr>
+                <w:rFonts w:ascii="Consolas" w:hAnsi="Consolas"/>
+                <w:sz w:val="19"/>
+              </w:rPr>
+              <w:t>i17.html</w:t>
+            </w:r>
+          </w:p>
+        </w:tc>
+        <w:tc>
+          <w:tcPr>
+            <w:tcW w:type="dxa" w:w="4320"/>
+          </w:tcPr>
+          <w:p>
+            <w:r/>
+            <w:r>
+              <w:t>The z point, in two worked cases</w:t>
+            </w:r>
+          </w:p>
+        </w:tc>
+      </w:tr>
+      <w:tr>
+        <w:tc>
+          <w:tcPr>
+            <w:tcW w:type="dxa" w:w="4320"/>
+          </w:tcPr>
+          <w:p>
+            <w:r/>
+            <w:r>
+              <w:rPr>
+                <w:rFonts w:ascii="Consolas" w:hAnsi="Consolas"/>
+                <w:sz w:val="19"/>
+              </w:rPr>
+              <w:t>n7-t3.html</w:t>
+            </w:r>
+          </w:p>
+        </w:tc>
+        <w:tc>
+          <w:tcPr>
+            <w:tcW w:type="dxa" w:w="4320"/>
+          </w:tcPr>
+          <w:p>
+            <w:r/>
+            <w:r>
+              <w:t>"Read the RA pressure at the a wave, averaging its top and bottom"</w:t>
+            </w:r>
+          </w:p>
+        </w:tc>
+      </w:tr>
+    </w:tbl>
+    <w:p/>
+    <w:p>
+      <w:r>
+        <w:rPr>
+          <w:b/>
+        </w:rPr>
+        <w:t>i14 and i15 directly contradict each other</w:t>
+      </w:r>
+      <w:r>
+        <w:t>, and i14 gives the argument against what i15 instructs.</w:t>
+      </w:r>
+    </w:p>
+    <w:p>
+      <w:r>
+        <w:t xml:space="preserve">Every one of these four locations is marked in the HTML with the comment </w:t>
+      </w:r>
+      <w:r>
+        <w:rPr>
+          <w:rFonts w:ascii="Consolas" w:hAnsi="Consolas"/>
+          <w:sz w:val="19"/>
+        </w:rPr>
+        <w:t>TODO-CVPREAD</w:t>
+      </w:r>
+      <w:r>
+        <w:t>, so they can be found with a single search once the answer is settled, and corrected together. The same question is flagged in the edit docs for I14, I15, I17 and N7-Topic3, so whichever module is reviewed first surfaces it.</w:t>
+      </w:r>
+    </w:p>
+    <w:p>
+      <w:r>
+        <w:t>Nothing has been changed on any of the four pages pending that decision.</w:t>
       </w:r>
     </w:p>
     <w:p>

--- a/Informed Build - Issues for Review.docx
+++ b/Informed Build - Issues for Review.docx
@@ -1564,12 +1564,12 @@
         <w:t>The full section on CVP waveform, measurement and alterations.</w:t>
       </w:r>
       <w:r>
-        <w:t xml:space="preserve"> **I14 is</w:t>
+        <w:t xml:space="preserve"> **This one</w:t>
       </w:r>
     </w:p>
     <w:p>
       <w:r>
-        <w:t xml:space="preserve">   now written and complete**, built from the v2022 RA module because the Notion "CVP Waveform Alterations" page is empty. So this is no longer a gap to fill from nothing. The useful version of the task has changed shape: review I14, and fill the empty Notion page from it so Notion stops being a hole in the source library.</w:t>
+        <w:t xml:space="preserve">   is no longer needed.** I14 is written and complete, built from the v2022 RA module, and it covers the normal waveform, how to measure, and the pathological series. The empty Notion page is not being backfilled. What would help instead is a review of I14 itself, which has its own issue block.</w:t>
       </w:r>
     </w:p>
     <w:p>
@@ -1577,10 +1577,7 @@
         <w:rPr>
           <w:b/>
         </w:rPr>
-        <w:t>What we need is a decision on which of those two is still worth his time</w:t>
-      </w:r>
-      <w:r>
-        <w:t>, given both have moved.</w:t>
+        <w:t>So the answer on the two rewrites is: the transmural passage is still wanted, the CVP waveform section is not.</w:t>
       </w:r>
     </w:p>
     <w:p>
@@ -2510,12 +2507,21 @@
         <w:ind w:left="432"/>
       </w:pPr>
       <w:r>
-        <w:t>The Notion "CVP Waveform Alterations" page is confirmed empty, title line only.</w:t>
+        <w:t>The Notion "CVP Waveform Alterations" page is empty, title line only, so the</w:t>
       </w:r>
     </w:p>
     <w:p>
       <w:r>
-        <w:t xml:space="preserve">  This is the page Gustavo offered to write. The module was built from the deck and is complete without it.</w:t>
+        <w:t xml:space="preserve">  module was built from the v2022 RA module instead and is complete without it. </w:t>
+      </w:r>
+      <w:r>
+        <w:rPr>
+          <w:b/>
+        </w:rPr>
+        <w:t>Decided 2026-08-17: the Notion page is not being backfilled.</w:t>
+      </w:r>
+      <w:r>
+        <w:t xml:space="preserve"> I14 is the curriculum's treatment of this material.</w:t>
       </w:r>
     </w:p>
     <w:p>
